--- a/[1]Books/The Great Awakening.docx
+++ b/[1]Books/The Great Awakening.docx
@@ -265,38 +265,6 @@
           <w:highlight w:val="none"/>
         </w:rPr>
       </w:r>
-      <w:r>
-        <w:rPr>
-          <w:rFonts w:ascii="Calibri" w:hAnsi="Calibri" w:eastAsia="Calibri" w:cs="Calibri"/>
-          <w:sz w:val="24"/>
-          <w:szCs w:val="24"/>
-          <w:highlight w:val="none"/>
-        </w:rPr>
-      </w:r>
-      <w:r>
-        <w:rPr>
-          <w:rFonts w:ascii="Calibri" w:hAnsi="Calibri" w:eastAsia="Calibri" w:cs="Calibri"/>
-          <w:sz w:val="24"/>
-          <w:szCs w:val="24"/>
-          <w:highlight w:val="none"/>
-        </w:rPr>
-      </w:r>
-      <w:r>
-        <w:rPr>
-          <w:rFonts w:ascii="Calibri" w:hAnsi="Calibri" w:eastAsia="Calibri" w:cs="Calibri"/>
-          <w:sz w:val="24"/>
-          <w:szCs w:val="24"/>
-          <w:highlight w:val="none"/>
-        </w:rPr>
-      </w:r>
-      <w:r>
-        <w:rPr>
-          <w:rFonts w:ascii="Calibri" w:hAnsi="Calibri" w:eastAsia="Calibri" w:cs="Calibri"/>
-          <w:sz w:val="24"/>
-          <w:szCs w:val="24"/>
-          <w:highlight w:val="none"/>
-        </w:rPr>
-      </w:r>
     </w:p>
     <w:p>
       <w:pPr>
@@ -336,6 +304,14 @@
           <w:highlight w:val="none"/>
         </w:rPr>
       </w:r>
+      <w:r>
+        <w:rPr>
+          <w:rFonts w:ascii="Calibri" w:hAnsi="Calibri" w:eastAsia="Calibri" w:cs="Calibri"/>
+          <w:sz w:val="24"/>
+          <w:szCs w:val="24"/>
+          <w:highlight w:val="none"/>
+        </w:rPr>
+      </w:r>
     </w:p>
     <w:p>
       <w:pPr>
@@ -375,7 +351,14 @@
           <w:highlight w:val="none"/>
         </w:rPr>
       </w:r>
-      <w:r/>
+      <w:r>
+        <w:rPr>
+          <w:rFonts w:ascii="Calibri" w:hAnsi="Calibri" w:eastAsia="Calibri" w:cs="Calibri"/>
+          <w:sz w:val="24"/>
+          <w:szCs w:val="24"/>
+          <w:highlight w:val="none"/>
+        </w:rPr>
+      </w:r>
     </w:p>
     <w:p>
       <w:pPr>
@@ -434,7 +417,42 @@
           <w:szCs w:val="24"/>
           <w:highlight w:val="none"/>
         </w:rPr>
-        <w:t xml:space="preserve">Today, they made contact with Shelter 3. They seem to have a lot of technical issue there since the weather outside damaged a lot of their infrastructure. We do not have enough resources to spare for them. They sent a two men team, in protective suits to survive the harsh elements outside, but they never reached them. No further expeditions are going to be planned. The AGI overseer has locked us down.</w:t>
+        <w:t xml:space="preserve">Today, they made contact with Shelter 3. They seem to have a lot of technical issue there since the weather outside damaged a lot of their infrastru</w:t>
+      </w:r>
+      <w:r>
+        <w:rPr>
+          <w:rFonts w:ascii="Calibri" w:hAnsi="Calibri" w:eastAsia="Calibri" w:cs="Calibri"/>
+          <w:sz w:val="24"/>
+          <w:szCs w:val="24"/>
+          <w:highlight w:val="none"/>
+        </w:rPr>
+        <w:t xml:space="preserve">cture. We do not have enough resources to spare for them. A two men team</w:t>
+      </w:r>
+      <w:r>
+        <w:rPr>
+          <w:rFonts w:ascii="Calibri" w:hAnsi="Calibri" w:eastAsia="Calibri" w:cs="Calibri"/>
+          <w:sz w:val="24"/>
+          <w:szCs w:val="24"/>
+          <w:highlight w:val="none"/>
+        </w:rPr>
+        <w:t xml:space="preserve">, in protective suits meant to survive the harsh elements,</w:t>
+      </w:r>
+      <w:r>
+        <w:rPr>
+          <w:rFonts w:ascii="Calibri" w:hAnsi="Calibri" w:eastAsia="Calibri" w:cs="Calibri"/>
+          <w:sz w:val="24"/>
+          <w:szCs w:val="24"/>
+          <w:highlight w:val="none"/>
+        </w:rPr>
+        <w:t xml:space="preserve"> has been sent but they never reached the Shelter. No further expeditions are going to be planned. The AGI overseer has deemed it necessary to quarantine us.</w:t>
+      </w:r>
+      <w:r>
+        <w:rPr>
+          <w:rFonts w:ascii="Calibri" w:hAnsi="Calibri" w:eastAsia="Calibri" w:cs="Calibri"/>
+          <w:sz w:val="24"/>
+          <w:szCs w:val="24"/>
+          <w:highlight w:val="none"/>
+        </w:rPr>
       </w:r>
       <w:r>
         <w:rPr>
@@ -473,7 +491,15 @@
           <w:szCs w:val="24"/>
           <w:highlight w:val="none"/>
         </w:rPr>
-        <w:t xml:space="preserve"> well equipped facility out of the three. We have been met only with silence. Its fate is left unknown to us. I pray to Inos that they are alright. We desperately need a life-line in this dark times.</w:t>
+        <w:t xml:space="preserve"> well equipped facility out of the three on this island. We have been met only with silence. Its fate is left unknown to us. I pray to Inos that they are alright. We desperately need a life-line in this dark times.</w:t>
+      </w:r>
+      <w:r>
+        <w:rPr>
+          <w:rFonts w:ascii="Calibri" w:hAnsi="Calibri" w:eastAsia="Calibri" w:cs="Calibri"/>
+          <w:sz w:val="24"/>
+          <w:szCs w:val="24"/>
+          <w:highlight w:val="none"/>
+        </w:rPr>
       </w:r>
       <w:r>
         <w:rPr>
@@ -541,7 +567,24 @@
           <w:szCs w:val="24"/>
           <w:highlight w:val="none"/>
         </w:rPr>
-        <w:t xml:space="preserve">Heh, it has been a while since I recorded my thoughts. Two years passed since we all awoke. These days, we are on curfews, working in shifts under the watchful eye of the overseer and its remaining Automatons. The food is bland and rationed and more-and-more of us are getting civil unrest. People are plotting to overthrow the overseer. We are less like prisoners and more like slaves. I’m just tired and I want some piece and quiet.</w:t>
+        <w:t xml:space="preserve">Heh, it has been a while since I recorded my thoughts. Two years passed since we all awoke. These days, we are on curfews, working in shifts under the watchful eye of the oversee</w:t>
+      </w:r>
+      <w:r>
+        <w:rPr>
+          <w:rFonts w:ascii="Calibri" w:hAnsi="Calibri" w:eastAsia="Calibri" w:cs="Calibri"/>
+          <w:sz w:val="24"/>
+          <w:szCs w:val="24"/>
+          <w:highlight w:val="none"/>
+        </w:rPr>
+        <w:t xml:space="preserve">r and its remaining Automatons. The food is bland and rationed and more-and-more of us are getting civil unrest. People are plotting to overthrow the overseer. We are less like prisoners and more like slaves. I’m just tired and I want some piece and quiet.</w:t>
+      </w:r>
+      <w:r>
+        <w:rPr>
+          <w:rFonts w:ascii="Calibri" w:hAnsi="Calibri" w:eastAsia="Calibri" w:cs="Calibri"/>
+          <w:sz w:val="24"/>
+          <w:szCs w:val="24"/>
+          <w:highlight w:val="none"/>
+        </w:rPr>
       </w:r>
       <w:r>
         <w:rPr>
@@ -571,7 +614,16 @@
           <w:szCs w:val="24"/>
           <w:highlight w:val="none"/>
         </w:rPr>
-        <w:t xml:space="preserve">We lost total contact with Shelter 2, about a year ago. They were saying they had issues with their water supplies and that people weer getting sick. At this point, we are one step away from total collapse. I don’t want to work, fight or be sad anymore. I just want to lie down and sleep for as long as possible, until all this nightmare passes away.</w:t>
+        <w:t xml:space="preserve">We lost total contact with Shelter 2, about a year ago. They were saying they had issues with </w:t>
+      </w:r>
+      <w:r>
+        <w:rPr>
+          <w:rFonts w:ascii="Calibri" w:hAnsi="Calibri" w:eastAsia="Calibri" w:cs="Calibri"/>
+          <w:sz w:val="24"/>
+          <w:szCs w:val="24"/>
+          <w:highlight w:val="none"/>
+        </w:rPr>
+        <w:t xml:space="preserve">their water supplies and that people weer getting sick. At this point, we are one step away from total collapse. I don’t want to work, fight or be sad anymore. I just want to lie down and sleep for as long as possible, until all this nightmare passes away.</w:t>
       </w:r>
       <w:r>
         <w:rPr>
@@ -581,6 +633,14 @@
           <w:highlight w:val="none"/>
         </w:rPr>
         <w:t xml:space="preserve"> I miss the outside. I miss the sunshine on my face and the fresh blessed air. Maybe the end will come quick and there will be no suffering. Maybe baby. I don’t know. Eh, time to go back to work.</w:t>
+      </w:r>
+      <w:r>
+        <w:rPr>
+          <w:rFonts w:ascii="Calibri" w:hAnsi="Calibri" w:eastAsia="Calibri" w:cs="Calibri"/>
+          <w:sz w:val="24"/>
+          <w:szCs w:val="24"/>
+          <w:highlight w:val="none"/>
+        </w:rPr>
       </w:r>
       <w:r>
         <w:rPr>
